--- a/courts/first-circuit/court-of-appeals/answering-brief/usage/OUTPUT-answering-brief.docx
+++ b/courts/first-circuit/court-of-appeals/answering-brief/usage/OUTPUT-answering-brief.docx
@@ -21,15 +21,13 @@
           <w:b/>
           <w:bCs/>
         </w:rPr>
-        <w:t xml:space="preserve">23</w:t>
-        <w:noBreakHyphen/>
-        <w:t xml:space="preserve">1668</w:t>
+        <w:t xml:space="preserve">23-⁠1668</w:t>
       </w:r>
     </w:p>
     <w:p>
       <w:pPr>
         <w:pBdr>
-          <w:bottom w:val="thickThinSmallGap" w:sz="12" w:space="1" w:color="000000"/>
+          <w:bottom w:val="single" w:sz="8" w:space="1" w:color="000000"/>
         </w:pBdr>
         <w:spacing w:before="280" w:after="0" w:line="120" w:lineRule="exact"/>
         <w:ind w:left="0" w:right="0"/>
@@ -81,7 +79,7 @@
     <w:p>
       <w:pPr>
         <w:spacing w:before="98" w:after="0" w:line="400" w:lineRule="exact"/>
-        <w:ind w:left="4680"/>
+        <w:jc w:val="center"/>
       </w:pPr>
       <w:r>
         <w:t xml:space="preserve">Plaintiff</w:t>
@@ -138,7 +136,7 @@
     <w:p>
       <w:pPr>
         <w:spacing w:before="98" w:after="0" w:line="400" w:lineRule="exact"/>
-        <w:ind w:left="4680"/>
+        <w:jc w:val="center"/>
       </w:pPr>
       <w:r>
         <w:t xml:space="preserve">Defendant</w:t>
@@ -607,9 +605,7 @@
           <w:i/>
           <w:iCs/>
         </w:rPr>
-        <w:t xml:space="preserve">02109</w:t>
-        <w:noBreakHyphen/>
-        <w:t xml:space="preserve">2605</w:t>
+        <w:t xml:space="preserve">02109-⁠2605</w:t>
       </w:r>
     </w:p>
     <w:p>
@@ -665,19 +661,8 @@
           <w:i/>
           <w:iCs/>
         </w:rPr>
-        <w:t xml:space="preserve">523</w:t>
-        <w:noBreakHyphen/>
-        <w:t xml:space="preserve">6666</w:t>
-      </w:r>
-    </w:p>
-    <w:p>
-      <w:pPr>
-        <w:pBdr>
-          <w:bottom w:val="thickThinSmallGap" w:sz="12" w:space="1" w:color="000000"/>
-        </w:pBdr>
-        <w:spacing w:before="280" w:after="0" w:line="120" w:lineRule="exact"/>
-        <w:ind w:left="0" w:right="0"/>
-      </w:pPr>
+        <w:t xml:space="preserve">523-⁠6666</w:t>
+      </w:r>
     </w:p>
     <w:p>
       <w:pPr>
@@ -2138,19 +2123,7 @@
         <w:pStyle w:val="BodyText"/>
       </w:pPr>
       <w:r>
-        <w:t xml:space="preserve">On November 22, 2022, Kimberly Griffin (“Appellant” or “Griffin”) filed a complaint with the United States District Court for the District of Massachusetts (“District Court”) alleging that the Massachusetts Department of Revenue (the “DOR”) discriminated against her on the basis of her religion (the “Complaint”). (Appx 8</w:t>
-      </w:r>
-      <w:r>
-        <w:noBreakHyphen/>
-      </w:r>
-      <w:r>
-        <w:t xml:space="preserve">12). Specifically, the Complaint alleged that the DOR discriminated against her under Title VII by denying her request for an exemption from the Commonwealth of Massachusetts’ (“Commonwealth”) COVID</w:t>
-      </w:r>
-      <w:r>
-        <w:noBreakHyphen/>
-      </w:r>
-      <w:r>
-        <w:t xml:space="preserve">19 vaccine requirement for executive department employees on religious grounds and by terminating her employment due to her admitted failure to comply with the Commonwealth’s vaccine requirement.</w:t>
+        <w:t xml:space="preserve">On November 22, 2022, Kimberly Griffin (“Appellant” or “Griffin”) filed a complaint with the United States District Court for the District of Massachusetts (“District Court”) alleging that the Massachusetts Department of Revenue (the “DOR”) discriminated against her on the basis of her religion (the “Complaint”). (Appx 8-⁠12). Specifically, the Complaint alleged that the DOR discriminated against her under Title VII by denying her request for an exemption from the Commonwealth of Massachusetts’ (“Commonwealth”) COVID-⁠19 vaccine requirement for executive department employees on religious grounds and by terminating her employment due to her admitted failure to comply with the Commonwealth’s vaccine requirement.</w:t>
       </w:r>
     </w:p>
     <w:p>
@@ -2166,13 +2139,7 @@
         <w:pStyle w:val="BodyText"/>
       </w:pPr>
       <w:r>
-        <w:t xml:space="preserve">On July 20, 2023, the District Court issued an Order granting the DOR’s Motion to Dismiss Griffin’s Complaint (the “Order”) (Appx 43</w:t>
-      </w:r>
-      <w:r>
-        <w:noBreakHyphen/>
-      </w:r>
-      <w:r>
-        <w:t xml:space="preserve">56). In its Order, the District Court found that Griffin had failed to allege sufficient facts to establish that the Commonwealth’s vaccination requirement conflicted with a sincerely held religious practice or belief. For that reason, the District Court determined that Griffin had failed to establish a prima facie case of religious discrimination under Title VII, and dismissed Griffin’s Complaint.</w:t>
+        <w:t xml:space="preserve">On July 20, 2023, the District Court issued an Order granting the DOR’s Motion to Dismiss Griffin’s Complaint (the “Order”) (Appx 43-⁠56). In its Order, the District Court found that Griffin had failed to allege sufficient facts to establish that the Commonwealth’s vaccination requirement conflicted with a sincerely held religious practice or belief. For that reason, the District Court determined that Griffin had failed to establish a prima facie case of religious discrimination under Title VII, and dismissed Griffin’s Complaint.</w:t>
       </w:r>
     </w:p>
     <w:p>
@@ -2349,19 +2316,7 @@
         <w:pStyle w:val="BodyText"/>
       </w:pPr>
       <w:r>
-        <w:t xml:space="preserve">On August 19, 2021, the Commonwealth of Massachusetts adopted a mandatory COVID</w:t>
-      </w:r>
-      <w:r>
-        <w:noBreakHyphen/>
-      </w:r>
-      <w:r>
-        <w:t xml:space="preserve">19 vaccination policy for executive department employees. (Appx 44</w:t>
-      </w:r>
-      <w:r>
-        <w:noBreakHyphen/>
-      </w:r>
-      <w:r>
-        <w:t xml:space="preserve">45).</w:t>
+        <w:t xml:space="preserve">On August 19, 2021, the Commonwealth of Massachusetts adopted a mandatory COVID-⁠19 vaccination policy for executive department employees. (Appx 44-⁠45).</w:t>
       </w:r>
       <w:r>
         <w:rPr>
@@ -2373,13 +2328,7 @@
         <w:t xml:space="preserve"> </w:t>
       </w:r>
       <w:r>
-        <w:t xml:space="preserve">The policy provided for exemptions for medical or religious reasons. See Executive Order No. 595, Implementing a Requirement for COVID</w:t>
-      </w:r>
-      <w:r>
-        <w:noBreakHyphen/>
-      </w:r>
-      <w:r>
-        <w:t xml:space="preserve">19 Vaccination for the Commonwealth’s Executive Department Employees. Id.</w:t>
+        <w:t xml:space="preserve">The policy provided for exemptions for medical or religious reasons. See Executive Order No. 595, Implementing a Requirement for COVID-⁠19 Vaccination for the Commonwealth’s Executive Department Employees. Id.</w:t>
       </w:r>
       <w:r>
         <w:rPr>
@@ -2412,19 +2361,7 @@
         <w:pStyle w:val="BodyText"/>
       </w:pPr>
       <w:r>
-        <w:t xml:space="preserve">In her Complaint, Griffin alleged that the DOR discriminated against her in violation of Title VII of the Civil Rights Act of 1964 by failing to grant her request for a religious exemption from the Commonwealth’s COVID</w:t>
-      </w:r>
-      <w:r>
-        <w:noBreakHyphen/>
-      </w:r>
-      <w:r>
-        <w:t xml:space="preserve">19 vaccine requirement. After receiving Griffin’s request for an exemption from the vaccine requirement, the DOR engaged Griffin in an interactive dialogue. As part of the interactive dialogue the DOR asked Griffin, in writing, to expand on how a COVID</w:t>
-      </w:r>
-      <w:r>
-        <w:noBreakHyphen/>
-      </w:r>
-      <w:r>
-        <w:t xml:space="preserve">19 vaccine conflicted with her asserted sincerely held religious beliefs. Griffin failed to describe a religious belief or practice of any kind, but rather replied that:</w:t>
+        <w:t xml:space="preserve">In her Complaint, Griffin alleged that the DOR discriminated against her in violation of Title VII of the Civil Rights Act of 1964 by failing to grant her request for a religious exemption from the Commonwealth’s COVID-⁠19 vaccine requirement. After receiving Griffin’s request for an exemption from the vaccine requirement, the DOR engaged Griffin in an interactive dialogue. As part of the interactive dialogue the DOR asked Griffin, in writing, to expand on how a COVID-⁠19 vaccine conflicted with her asserted sincerely held religious beliefs. Griffin failed to describe a religious belief or practice of any kind, but rather replied that:</w:t>
       </w:r>
     </w:p>
     <w:p>
@@ -2432,25 +2369,7 @@
         <w:pStyle w:val="BlockText"/>
       </w:pPr>
       <w:r>
-        <w:t xml:space="preserve">“My sincerely held religious belief is that I should not receive the COVID</w:t>
-      </w:r>
-      <w:r>
-        <w:noBreakHyphen/>
-      </w:r>
-      <w:r>
-        <w:t xml:space="preserve">19 vaccine. I have closely contemplated with God and have been shown that I should not receive the Covid</w:t>
-      </w:r>
-      <w:r>
-        <w:noBreakHyphen/>
-      </w:r>
-      <w:r>
-        <w:t xml:space="preserve">19 vaccine. Therefore, the Covid</w:t>
-      </w:r>
-      <w:r>
-        <w:noBreakHyphen/>
-      </w:r>
-      <w:r>
-        <w:t xml:space="preserve">19 vaccine specifically conflicts with my sincerely held religious belief.”</w:t>
+        <w:t xml:space="preserve">“My sincerely held religious belief is that I should not receive the COVID-⁠19 vaccine. I have closely contemplated with God and have been shown that I should not receive the Covid-⁠19 vaccine. Therefore, the Covid-⁠19 vaccine specifically conflicts with my sincerely held religious belief.”</w:t>
       </w:r>
     </w:p>
     <w:p>
@@ -2458,13 +2377,7 @@
         <w:pStyle w:val="FirstParagraph"/>
       </w:pPr>
       <w:r>
-        <w:t xml:space="preserve">(Appx 21</w:t>
-      </w:r>
-      <w:r>
-        <w:noBreakHyphen/>
-      </w:r>
-      <w:r>
-        <w:t xml:space="preserve">24).</w:t>
+        <w:t xml:space="preserve">(Appx 21-⁠24).</w:t>
       </w:r>
     </w:p>
     <w:p>
@@ -3452,9 +3365,7 @@
           <w:i/>
           <w:iCs/>
         </w:rPr>
-        <w:t xml:space="preserve">02109</w:t>
-        <w:noBreakHyphen/>
-        <w:t xml:space="preserve">2605</w:t>
+        <w:t xml:space="preserve">02109-⁠2605</w:t>
       </w:r>
     </w:p>
     <w:p>
@@ -3497,9 +3408,7 @@
           <w:i/>
           <w:iCs/>
         </w:rPr>
-        <w:t xml:space="preserve">523</w:t>
-        <w:noBreakHyphen/>
-        <w:t xml:space="preserve">6666</w:t>
+        <w:t xml:space="preserve">523-⁠6666</w:t>
       </w:r>
     </w:p>
     <w:p>
